--- a/garantia-qualidade-software/atividade-2/Atividade2_Relatorio_de_Defeitos.docx
+++ b/garantia-qualidade-software/atividade-2/Atividade2_Relatorio_de_Defeitos.docx
@@ -157,7 +157,7 @@
                 <w:color w:val="273746"/>
                 <w:sz w:val="20"/>
               </w:rPr>
-              <w:t>Alberto Da Silva — RA 12525178736</w:t>
+              <w:t>Alberto Da Silva — RA 12525178737</w:t>
               <w:br/>
               <w:t>Samuel Guimarães Gonçalves — RA 12525151029</w:t>
               <w:br/>
